--- a/Chapter12/Chapter 12 Validation.docx
+++ b/Chapter12/Chapter 12 Validation.docx
@@ -19,7 +19,282 @@
         <w:t>n</w:t>
       </w:r>
     </w:p>
-    <w:p/>
+    <w:p>
+      <w:r>
+        <w:drawing>
+          <wp:inline distT="0" distB="0" distL="0" distR="0" wp14:anchorId="4369BC41" wp14:editId="0B353314">
+            <wp:extent cx="5943600" cy="3308985"/>
+            <wp:effectExtent l="0" t="0" r="0" b="5715"/>
+            <wp:docPr id="354512235" name="Picture 1"/>
+            <wp:cNvGraphicFramePr>
+              <a:graphicFrameLocks xmlns:a="http://schemas.openxmlformats.org/drawingml/2006/main" noChangeAspect="1"/>
+            </wp:cNvGraphicFramePr>
+            <a:graphic xmlns:a="http://schemas.openxmlformats.org/drawingml/2006/main">
+              <a:graphicData uri="http://schemas.openxmlformats.org/drawingml/2006/picture">
+                <pic:pic xmlns:pic="http://schemas.openxmlformats.org/drawingml/2006/picture">
+                  <pic:nvPicPr>
+                    <pic:cNvPr id="354512235" name=""/>
+                    <pic:cNvPicPr/>
+                  </pic:nvPicPr>
+                  <pic:blipFill>
+                    <a:blip r:embed="rId4"/>
+                    <a:stretch>
+                      <a:fillRect/>
+                    </a:stretch>
+                  </pic:blipFill>
+                  <pic:spPr>
+                    <a:xfrm>
+                      <a:off x="0" y="0"/>
+                      <a:ext cx="5943600" cy="3308985"/>
+                    </a:xfrm>
+                    <a:prstGeom prst="rect">
+                      <a:avLst/>
+                    </a:prstGeom>
+                  </pic:spPr>
+                </pic:pic>
+              </a:graphicData>
+            </a:graphic>
+          </wp:inline>
+        </w:drawing>
+      </w:r>
+    </w:p>
+    <w:p>
+      <w:r>
+        <w:drawing>
+          <wp:inline distT="0" distB="0" distL="0" distR="0" wp14:anchorId="3FE28834" wp14:editId="0EF3E949">
+            <wp:extent cx="5943600" cy="3548380"/>
+            <wp:effectExtent l="0" t="0" r="0" b="0"/>
+            <wp:docPr id="22481534" name="Picture 1"/>
+            <wp:cNvGraphicFramePr>
+              <a:graphicFrameLocks xmlns:a="http://schemas.openxmlformats.org/drawingml/2006/main" noChangeAspect="1"/>
+            </wp:cNvGraphicFramePr>
+            <a:graphic xmlns:a="http://schemas.openxmlformats.org/drawingml/2006/main">
+              <a:graphicData uri="http://schemas.openxmlformats.org/drawingml/2006/picture">
+                <pic:pic xmlns:pic="http://schemas.openxmlformats.org/drawingml/2006/picture">
+                  <pic:nvPicPr>
+                    <pic:cNvPr id="22481534" name=""/>
+                    <pic:cNvPicPr/>
+                  </pic:nvPicPr>
+                  <pic:blipFill>
+                    <a:blip r:embed="rId5"/>
+                    <a:stretch>
+                      <a:fillRect/>
+                    </a:stretch>
+                  </pic:blipFill>
+                  <pic:spPr>
+                    <a:xfrm>
+                      <a:off x="0" y="0"/>
+                      <a:ext cx="5943600" cy="3548380"/>
+                    </a:xfrm>
+                    <a:prstGeom prst="rect">
+                      <a:avLst/>
+                    </a:prstGeom>
+                  </pic:spPr>
+                </pic:pic>
+              </a:graphicData>
+            </a:graphic>
+          </wp:inline>
+        </w:drawing>
+      </w:r>
+    </w:p>
+    <w:p>
+      <w:r>
+        <w:lastRenderedPageBreak/>
+        <w:drawing>
+          <wp:inline distT="0" distB="0" distL="0" distR="0" wp14:anchorId="1E93C14A" wp14:editId="79D549BC">
+            <wp:extent cx="5943600" cy="3408680"/>
+            <wp:effectExtent l="0" t="0" r="0" b="1270"/>
+            <wp:docPr id="1927759672" name="Picture 1"/>
+            <wp:cNvGraphicFramePr>
+              <a:graphicFrameLocks xmlns:a="http://schemas.openxmlformats.org/drawingml/2006/main" noChangeAspect="1"/>
+            </wp:cNvGraphicFramePr>
+            <a:graphic xmlns:a="http://schemas.openxmlformats.org/drawingml/2006/main">
+              <a:graphicData uri="http://schemas.openxmlformats.org/drawingml/2006/picture">
+                <pic:pic xmlns:pic="http://schemas.openxmlformats.org/drawingml/2006/picture">
+                  <pic:nvPicPr>
+                    <pic:cNvPr id="1927759672" name=""/>
+                    <pic:cNvPicPr/>
+                  </pic:nvPicPr>
+                  <pic:blipFill>
+                    <a:blip r:embed="rId6"/>
+                    <a:stretch>
+                      <a:fillRect/>
+                    </a:stretch>
+                  </pic:blipFill>
+                  <pic:spPr>
+                    <a:xfrm>
+                      <a:off x="0" y="0"/>
+                      <a:ext cx="5943600" cy="3408680"/>
+                    </a:xfrm>
+                    <a:prstGeom prst="rect">
+                      <a:avLst/>
+                    </a:prstGeom>
+                  </pic:spPr>
+                </pic:pic>
+              </a:graphicData>
+            </a:graphic>
+          </wp:inline>
+        </w:drawing>
+      </w:r>
+    </w:p>
+    <w:p>
+      <w:r>
+        <w:drawing>
+          <wp:inline distT="0" distB="0" distL="0" distR="0" wp14:anchorId="71AC6FAF" wp14:editId="0A3D6083">
+            <wp:extent cx="5943600" cy="3569335"/>
+            <wp:effectExtent l="0" t="0" r="0" b="0"/>
+            <wp:docPr id="24591715" name="Picture 1"/>
+            <wp:cNvGraphicFramePr>
+              <a:graphicFrameLocks xmlns:a="http://schemas.openxmlformats.org/drawingml/2006/main" noChangeAspect="1"/>
+            </wp:cNvGraphicFramePr>
+            <a:graphic xmlns:a="http://schemas.openxmlformats.org/drawingml/2006/main">
+              <a:graphicData uri="http://schemas.openxmlformats.org/drawingml/2006/picture">
+                <pic:pic xmlns:pic="http://schemas.openxmlformats.org/drawingml/2006/picture">
+                  <pic:nvPicPr>
+                    <pic:cNvPr id="24591715" name=""/>
+                    <pic:cNvPicPr/>
+                  </pic:nvPicPr>
+                  <pic:blipFill>
+                    <a:blip r:embed="rId7"/>
+                    <a:stretch>
+                      <a:fillRect/>
+                    </a:stretch>
+                  </pic:blipFill>
+                  <pic:spPr>
+                    <a:xfrm>
+                      <a:off x="0" y="0"/>
+                      <a:ext cx="5943600" cy="3569335"/>
+                    </a:xfrm>
+                    <a:prstGeom prst="rect">
+                      <a:avLst/>
+                    </a:prstGeom>
+                  </pic:spPr>
+                </pic:pic>
+              </a:graphicData>
+            </a:graphic>
+          </wp:inline>
+        </w:drawing>
+      </w:r>
+    </w:p>
+    <w:p>
+      <w:r>
+        <w:lastRenderedPageBreak/>
+        <w:drawing>
+          <wp:inline distT="0" distB="0" distL="0" distR="0" wp14:anchorId="2CB64A0C" wp14:editId="6B047E58">
+            <wp:extent cx="5943600" cy="3240405"/>
+            <wp:effectExtent l="0" t="0" r="0" b="0"/>
+            <wp:docPr id="545522156" name="Picture 1"/>
+            <wp:cNvGraphicFramePr>
+              <a:graphicFrameLocks xmlns:a="http://schemas.openxmlformats.org/drawingml/2006/main" noChangeAspect="1"/>
+            </wp:cNvGraphicFramePr>
+            <a:graphic xmlns:a="http://schemas.openxmlformats.org/drawingml/2006/main">
+              <a:graphicData uri="http://schemas.openxmlformats.org/drawingml/2006/picture">
+                <pic:pic xmlns:pic="http://schemas.openxmlformats.org/drawingml/2006/picture">
+                  <pic:nvPicPr>
+                    <pic:cNvPr id="545522156" name=""/>
+                    <pic:cNvPicPr/>
+                  </pic:nvPicPr>
+                  <pic:blipFill>
+                    <a:blip r:embed="rId8"/>
+                    <a:stretch>
+                      <a:fillRect/>
+                    </a:stretch>
+                  </pic:blipFill>
+                  <pic:spPr>
+                    <a:xfrm>
+                      <a:off x="0" y="0"/>
+                      <a:ext cx="5943600" cy="3240405"/>
+                    </a:xfrm>
+                    <a:prstGeom prst="rect">
+                      <a:avLst/>
+                    </a:prstGeom>
+                  </pic:spPr>
+                </pic:pic>
+              </a:graphicData>
+            </a:graphic>
+          </wp:inline>
+        </w:drawing>
+      </w:r>
+    </w:p>
+    <w:p>
+      <w:r>
+        <w:drawing>
+          <wp:inline distT="0" distB="0" distL="0" distR="0" wp14:anchorId="671176EA" wp14:editId="6FE1D96D">
+            <wp:extent cx="5943600" cy="3468370"/>
+            <wp:effectExtent l="0" t="0" r="0" b="0"/>
+            <wp:docPr id="1912687038" name="Picture 1"/>
+            <wp:cNvGraphicFramePr>
+              <a:graphicFrameLocks xmlns:a="http://schemas.openxmlformats.org/drawingml/2006/main" noChangeAspect="1"/>
+            </wp:cNvGraphicFramePr>
+            <a:graphic xmlns:a="http://schemas.openxmlformats.org/drawingml/2006/main">
+              <a:graphicData uri="http://schemas.openxmlformats.org/drawingml/2006/picture">
+                <pic:pic xmlns:pic="http://schemas.openxmlformats.org/drawingml/2006/picture">
+                  <pic:nvPicPr>
+                    <pic:cNvPr id="1912687038" name=""/>
+                    <pic:cNvPicPr/>
+                  </pic:nvPicPr>
+                  <pic:blipFill>
+                    <a:blip r:embed="rId9"/>
+                    <a:stretch>
+                      <a:fillRect/>
+                    </a:stretch>
+                  </pic:blipFill>
+                  <pic:spPr>
+                    <a:xfrm>
+                      <a:off x="0" y="0"/>
+                      <a:ext cx="5943600" cy="3468370"/>
+                    </a:xfrm>
+                    <a:prstGeom prst="rect">
+                      <a:avLst/>
+                    </a:prstGeom>
+                  </pic:spPr>
+                </pic:pic>
+              </a:graphicData>
+            </a:graphic>
+          </wp:inline>
+        </w:drawing>
+      </w:r>
+    </w:p>
+    <w:p>
+      <w:r>
+        <w:lastRenderedPageBreak/>
+        <w:drawing>
+          <wp:inline distT="0" distB="0" distL="0" distR="0" wp14:anchorId="33289C02" wp14:editId="118DD9DF">
+            <wp:extent cx="5943600" cy="3725545"/>
+            <wp:effectExtent l="0" t="0" r="0" b="8255"/>
+            <wp:docPr id="2145386321" name="Picture 1"/>
+            <wp:cNvGraphicFramePr>
+              <a:graphicFrameLocks xmlns:a="http://schemas.openxmlformats.org/drawingml/2006/main" noChangeAspect="1"/>
+            </wp:cNvGraphicFramePr>
+            <a:graphic xmlns:a="http://schemas.openxmlformats.org/drawingml/2006/main">
+              <a:graphicData uri="http://schemas.openxmlformats.org/drawingml/2006/picture">
+                <pic:pic xmlns:pic="http://schemas.openxmlformats.org/drawingml/2006/picture">
+                  <pic:nvPicPr>
+                    <pic:cNvPr id="2145386321" name=""/>
+                    <pic:cNvPicPr/>
+                  </pic:nvPicPr>
+                  <pic:blipFill>
+                    <a:blip r:embed="rId10"/>
+                    <a:stretch>
+                      <a:fillRect/>
+                    </a:stretch>
+                  </pic:blipFill>
+                  <pic:spPr>
+                    <a:xfrm>
+                      <a:off x="0" y="0"/>
+                      <a:ext cx="5943600" cy="3725545"/>
+                    </a:xfrm>
+                    <a:prstGeom prst="rect">
+                      <a:avLst/>
+                    </a:prstGeom>
+                  </pic:spPr>
+                </pic:pic>
+              </a:graphicData>
+            </a:graphic>
+          </wp:inline>
+        </w:drawing>
+      </w:r>
+    </w:p>
     <w:sectPr>
       <w:pgSz w:w="12240" w:h="15840"/>
       <w:pgMar w:top="1440" w:right="1440" w:bottom="1440" w:left="1440" w:header="720" w:footer="720" w:gutter="0"/>
